--- a/docs/TerraTwin_ITU_Final_Technical_Report.docx
+++ b/docs/TerraTwin_ITU_Final_Technical_Report.docx
@@ -3495,7 +3495,7 @@
     </w:p>
     <w:p>
       <w:r>
-        <w:t>Technical report (this document); demo video (≤7 minutes); GitHub-ready source code; 505-source Knowledge Base; AI Readiness Scorecard workbook; supporting pitch deck and extended project explanation. The final ZIP supplied with this report groups all currently available deliverables. All required deliverables are included in the final submission package, with the demo video and public repository link provided in the submission email.</w:t>
+        <w:t>Technical report (this document); demo video (≤7 minutes); GitHub-ready source code; 505-source Knowledge Base; AI Readiness Scorecard workbook; supporting pitch deck and extended project explanation. The final submission package groups all deliverables, including the completed demo video and the confirmed contact email.</w:t>
       </w:r>
     </w:p>
     <w:p>
